--- a/sphero/UWE Sphero Ghost.docx
+++ b/sphero/UWE Sphero Ghost.docx
@@ -3041,7 +3041,25 @@
           <w:sz w:val="40"/>
           <w:szCs w:val="40"/>
         </w:rPr>
-        <w:t xml:space="preserve"> Click on the 3 dots (ellipsis) next to your program and download to a USB drive. </w:t>
+        <w:t xml:space="preserve"> Click on the 3 dots (ellipsis) next to your program and download to </w:t>
+      </w:r>
+      <w:r>
+        <w:rPr>
+          <w:i/>
+          <w:iCs/>
+          <w:sz w:val="40"/>
+          <w:szCs w:val="40"/>
+        </w:rPr>
+        <w:t>your computer</w:t>
+      </w:r>
+      <w:r>
+        <w:rPr>
+          <w:i/>
+          <w:iCs/>
+          <w:sz w:val="40"/>
+          <w:szCs w:val="40"/>
+        </w:rPr>
+        <w:t xml:space="preserve">. </w:t>
       </w:r>
     </w:p>
     <w:p>
